--- a/reports/reports.docx
+++ b/reports/reports.docx
@@ -13,6 +13,19 @@
           <w:lang w:val="en-US"/>
         </w:rPr>
         <w:t xml:space="preserve">…………….. </w:t>
+      </w:r>
+    </w:p>
+    <w:p>
+      <w:pPr>
+        <w:rPr>
+          <w:lang w:val="en-US"/>
+        </w:rPr>
+      </w:pPr>
+      <w:r>
+        <w:rPr>
+          <w:lang w:val="en-US"/>
+        </w:rPr>
+        <w:t>Bandymas</w:t>
       </w:r>
     </w:p>
     <w:sectPr>
